--- a/docs/management/weekly_reports/week5/董礼_week5.docx
+++ b/docs/management/weekly_reports/week5/董礼_week5.docx
@@ -402,7 +402,7 @@
               </w:numPr>
               <w:ind w:firstLineChars="0"/>
               <w:rPr>
-                <w:rFonts w:ascii="宋体" w:eastAsia="宋体" w:hAnsi="宋体" w:cs="宋体"/>
+                <w:rFonts w:ascii="宋体" w:eastAsia="宋体" w:hAnsi="宋体" w:cs="宋体" w:hint="eastAsia"/>
                 <w:color w:val="000000"/>
                 <w:lang w:bidi="ar"/>
               </w:rPr>
@@ -426,7 +426,7 @@
               <w:ind w:firstLineChars="0"/>
               <w:textAlignment w:val="top"/>
               <w:rPr>
-                <w:rFonts w:ascii="宋体" w:eastAsia="宋体" w:hAnsi="宋体" w:cs="宋体"/>
+                <w:rFonts w:ascii="宋体" w:eastAsia="宋体" w:hAnsi="宋体" w:cs="宋体" w:hint="eastAsia"/>
                 <w:color w:val="000000"/>
                 <w:lang w:bidi="ar"/>
               </w:rPr>
@@ -450,7 +450,7 @@
               <w:ind w:firstLineChars="0"/>
               <w:textAlignment w:val="top"/>
               <w:rPr>
-                <w:rFonts w:ascii="宋体" w:eastAsia="宋体" w:hAnsi="宋体" w:cs="宋体"/>
+                <w:rFonts w:ascii="宋体" w:eastAsia="宋体" w:hAnsi="宋体" w:cs="宋体" w:hint="eastAsia"/>
                 <w:color w:val="000000"/>
                 <w:lang w:bidi="ar"/>
               </w:rPr>
@@ -528,7 +528,7 @@
               <w:ind w:firstLineChars="0"/>
               <w:textAlignment w:val="top"/>
               <w:rPr>
-                <w:rFonts w:ascii="宋体" w:eastAsia="宋体" w:hAnsi="宋体" w:cs="宋体"/>
+                <w:rFonts w:ascii="宋体" w:eastAsia="宋体" w:hAnsi="宋体" w:cs="宋体" w:hint="eastAsia"/>
                 <w:color w:val="000000"/>
                 <w:lang w:bidi="ar"/>
               </w:rPr>
@@ -685,7 +685,7 @@
               <w:ind w:firstLineChars="0"/>
               <w:textAlignment w:val="top"/>
               <w:rPr>
-                <w:rFonts w:ascii="宋体" w:eastAsia="宋体" w:hAnsi="宋体" w:cs="宋体"/>
+                <w:rFonts w:ascii="宋体" w:eastAsia="宋体" w:hAnsi="宋体" w:cs="宋体" w:hint="eastAsia"/>
                 <w:color w:val="000000"/>
               </w:rPr>
             </w:pPr>
@@ -1071,7 +1071,7 @@
               <w:ind w:firstLineChars="0"/>
               <w:textAlignment w:val="top"/>
               <w:rPr>
-                <w:rFonts w:ascii="宋体" w:eastAsia="宋体" w:hAnsi="宋体" w:cs="宋体"/>
+                <w:rFonts w:ascii="宋体" w:eastAsia="宋体" w:hAnsi="宋体" w:cs="宋体" w:hint="eastAsia"/>
                 <w:color w:val="000000"/>
                 <w:lang w:bidi="ar"/>
               </w:rPr>
@@ -1524,25 +1524,97 @@
               <w:rPr>
                 <w:rFonts w:hint="eastAsia"/>
               </w:rPr>
-              <w:t>系统设计的状态机图，数据流向图，系统架构图，用例图</w:t>
+              <w:t>系统设计的状态机图</w:t>
             </w:r>
             <w:r>
               <w:rPr>
                 <w:rFonts w:hint="eastAsia"/>
               </w:rPr>
-              <w:t>，界面交互草图，</w:t>
+              <w:t>（吴宇杰）</w:t>
             </w:r>
             <w:r>
               <w:rPr>
                 <w:rFonts w:hint="eastAsia"/>
               </w:rPr>
+              <w:t>，数据流向图</w:t>
+            </w:r>
+            <w:r>
+              <w:rPr>
+                <w:rFonts w:hint="eastAsia"/>
+              </w:rPr>
+              <w:t>（董礼）</w:t>
+            </w:r>
+            <w:r>
+              <w:rPr>
+                <w:rFonts w:hint="eastAsia"/>
+              </w:rPr>
+              <w:t>，系统架构图</w:t>
+            </w:r>
+            <w:r>
+              <w:rPr>
+                <w:rFonts w:hint="eastAsia"/>
+              </w:rPr>
+              <w:t>（吴宇杰）</w:t>
+            </w:r>
+            <w:r>
+              <w:rPr>
+                <w:rFonts w:hint="eastAsia"/>
+              </w:rPr>
+              <w:t>，用例图</w:t>
+            </w:r>
+            <w:r>
+              <w:rPr>
+                <w:rFonts w:hint="eastAsia"/>
+              </w:rPr>
+              <w:t>（周信杰）</w:t>
+            </w:r>
+            <w:r>
+              <w:rPr>
+                <w:rFonts w:hint="eastAsia"/>
+              </w:rPr>
+              <w:t>，界面交互草图</w:t>
+            </w:r>
+            <w:r>
+              <w:rPr>
+                <w:rFonts w:hint="eastAsia"/>
+              </w:rPr>
+              <w:t>（唐秦伟）</w:t>
+            </w:r>
+            <w:r>
+              <w:rPr>
+                <w:rFonts w:hint="eastAsia"/>
+              </w:rPr>
+              <w:t>，</w:t>
+            </w:r>
+            <w:r>
+              <w:rPr>
+                <w:rFonts w:hint="eastAsia"/>
+              </w:rPr>
+              <w:t>时序图（宋鑫锐），</w:t>
+            </w:r>
+            <w:r>
+              <w:rPr>
+                <w:rFonts w:hint="eastAsia"/>
+              </w:rPr>
               <w:t>PDB</w:t>
             </w:r>
             <w:r>
               <w:rPr>
                 <w:rFonts w:hint="eastAsia"/>
               </w:rPr>
-              <w:t>函数调研报告已经完成</w:t>
+              <w:t>函数调研报告</w:t>
+            </w:r>
+            <w:r>
+              <w:rPr>
+                <w:rFonts w:hint="eastAsia"/>
+              </w:rPr>
+              <w:t>（王佳俊）</w:t>
+            </w:r>
+            <w:r>
+              <w:rPr>
+                <w:rFonts w:hint="eastAsia"/>
+              </w:rPr>
+              <w:t>已经完成</w:t>
             </w:r>
           </w:p>
           <w:p>
@@ -1558,7 +1630,49 @@
               <w:rPr>
                 <w:rFonts w:hint="eastAsia"/>
               </w:rPr>
-              <w:t>需求规格说明书的终版已经完成并已上传</w:t>
+              <w:t>AI</w:t>
+            </w:r>
+            <w:r>
+              <w:rPr>
+                <w:rFonts w:hint="eastAsia"/>
+              </w:rPr>
+              <w:t>层组员完成对</w:t>
+            </w:r>
+            <w:r>
+              <w:rPr>
+                <w:rFonts w:hint="eastAsia"/>
+              </w:rPr>
+              <w:t>GIMP</w:t>
+            </w:r>
+            <w:r>
+              <w:rPr>
+                <w:rFonts w:hint="eastAsia"/>
+              </w:rPr>
+              <w:t>环境测试，插件开发测试（王小磊、）；配置</w:t>
+            </w:r>
+            <w:r>
+              <w:rPr>
+                <w:rFonts w:hint="eastAsia"/>
+              </w:rPr>
+              <w:t>JSON</w:t>
+            </w:r>
+            <w:r>
+              <w:rPr>
+                <w:rFonts w:hint="eastAsia"/>
+              </w:rPr>
+              <w:t>文件、设计步骤</w:t>
+            </w:r>
+            <w:r>
+              <w:rPr>
+                <w:rFonts w:hint="eastAsia"/>
+              </w:rPr>
+              <w:t>JSON</w:t>
+            </w:r>
+            <w:r>
+              <w:rPr>
+                <w:rFonts w:hint="eastAsia"/>
+              </w:rPr>
+              <w:t>格式（宋鑫锐）</w:t>
             </w:r>
           </w:p>
           <w:p>
@@ -1569,15 +1683,28 @@
                 <w:numId w:val="8"/>
               </w:numPr>
               <w:ind w:firstLineChars="0"/>
+            </w:pPr>
+            <w:r>
               <w:rPr>
                 <w:rFonts w:hint="eastAsia"/>
               </w:rPr>
+              <w:t>需求规格说明书的终版已经完成并已上传</w:t>
+            </w:r>
+          </w:p>
+          <w:p>
+            <w:pPr>
+              <w:pStyle w:val="aa"/>
+              <w:numPr>
+                <w:ilvl w:val="0"/>
+                <w:numId w:val="8"/>
+              </w:numPr>
+              <w:ind w:firstLineChars="0"/>
             </w:pPr>
             <w:r>
               <w:rPr>
                 <w:rFonts w:hint="eastAsia"/>
               </w:rPr>
-              <w:t>计划下周完成时序图，接口定义文档编写和</w:t>
+              <w:t>计划下周完成接口定义文档编写和</w:t>
             </w:r>
             <w:r>
               <w:rPr>
@@ -1589,7 +1716,7 @@
               <w:rPr>
                 <w:rFonts w:hint="eastAsia"/>
               </w:rPr>
-              <w:t>文档编写，已经</w:t>
+              <w:t>文档编写，</w:t>
             </w:r>
             <w:r>
               <w:rPr>
@@ -2763,6 +2890,7 @@
   <w:style w:type="character" w:default="1" w:styleId="a0">
     <w:name w:val="Default Paragraph Font"/>
     <w:uiPriority w:val="1"/>
+    <w:semiHidden/>
     <w:unhideWhenUsed/>
   </w:style>
   <w:style w:type="table" w:default="1" w:styleId="a1">
